--- a/data/cvs/cv_003_zeynep_demir.docx
+++ b/data/cvs/cv_003_zeynep_demir.docx
@@ -9,10 +9,9 @@
       <w:r>
         <w:rPr>
           <w:b/>
-          <w:color w:val="1F4E79"/>
           <w:sz w:val="36"/>
         </w:rPr>
-        <w:t>ZEYNEP DEMIR</w:t>
+        <w:t>Zeynep Demir</w:t>
       </w:r>
     </w:p>
     <w:p>
@@ -20,342 +19,197 @@
         <w:jc w:val="center"/>
       </w:pPr>
       <w:r>
-        <w:rPr>
-          <w:b/>
-        </w:rPr>
-        <w:t>Kıdemli UI/UX Tasarımcı</w:t>
-      </w:r>
-    </w:p>
-    <w:p>
-      <w:pPr>
-        <w:jc w:val="center"/>
-      </w:pPr>
-      <w:r>
-        <w:t>zeynep_demir@example.com | +90 538 167 37 82 | Samsun / Atakum</w:t>
+        <w:t>zeynep_demir@example.com | +90 558 466 36 97 | Bursa / Nilüfer</w:t>
       </w:r>
     </w:p>
     <w:p>
       <w:r>
         <w:rPr>
           <w:b/>
-          <w:color w:val="262626"/>
+          <w:color w:val="1E1E1E"/>
           <w:sz w:val="22"/>
         </w:rPr>
-        <w:t>PROFIL</w:t>
+        <w:t>Özet</w:t>
       </w:r>
     </w:p>
     <w:p>
       <w:r>
-        <w:t>8 yıllık deneyime sahip ui/ux tasarımcı. saas / tasarım alanında ölçülebilir iş sonuçları üretmeye, ekiplerle koordineli çalışmaya ve süreçleri veriye dayalı iyileştirmeye odaklanır. Figma, Adobe XD, User Research, Wireframe konularında güçlü uygulama deneyimi vardır.</w:t>
+        <w:t>2 yıllık deneyime sahip Junior Veri Mühendisi. Data Platform alanında ölçülebilir iş sonuçları üretmeye, ekiplerle koordineli çalışmaya ve süreçleri veriye dayalı iyileştirmeye odaklanır. BigQuery, Kafka, Docker, PostgreSQL konularında güçlü uygulama deneyimi vardır.</w:t>
       </w:r>
     </w:p>
     <w:p>
       <w:r>
         <w:rPr>
           <w:b/>
-          <w:color w:val="262626"/>
+          <w:color w:val="1E1E1E"/>
           <w:sz w:val="22"/>
         </w:rPr>
-        <w:t>İŞ DENEYIMI</w:t>
+        <w:t>Deneyim</w:t>
       </w:r>
     </w:p>
     <w:p>
       <w:r>
         <w:rPr>
           <w:b/>
+          <w:sz w:val="20"/>
         </w:rPr>
-        <w:t>Kıdemli UI/UX Tasarımcı — Logo Yazılım (Oca 2023 – Halen)</w:t>
+        <w:t>Junior Veri Mühendisi - Turkcell Dijital</w:t>
       </w:r>
     </w:p>
     <w:p>
       <w:r>
-        <w:t>SaaS / Tasarım | Samsun</w:t>
+        <w:rPr>
+          <w:i/>
+        </w:rPr>
+        <w:t>Haz 2023 - Günümüz | Data Platform | Bursa</w:t>
       </w:r>
     </w:p>
     <w:p>
       <w:pPr>
-        <w:pStyle w:val="ListBullet"/>
-        <w:spacing w:after="20"/>
-        <w:ind w:left="259"/>
+        <w:ind w:left="259" w:hanging="173"/>
       </w:pPr>
       <w:r>
         <w:rPr>
           <w:sz w:val="18"/>
         </w:rPr>
-        <w:t>B2B SaaS ürünü için uçtan uca tasarım sistemi oluşturdum</w:t>
+        <w:t>• BigQuery kullanarak operasyonel süreçleri iyileştiren çözümler geliştirdim.</w:t>
       </w:r>
     </w:p>
     <w:p>
       <w:pPr>
-        <w:pStyle w:val="ListBullet"/>
-        <w:spacing w:after="20"/>
-        <w:ind w:left="259"/>
+        <w:ind w:left="259" w:hanging="173"/>
       </w:pPr>
       <w:r>
         <w:rPr>
           <w:sz w:val="18"/>
         </w:rPr>
-        <w:t>Kullanılabilirlik testleriyle onboarding tamamlama oranını %22 artırdım</w:t>
+        <w:t>• Raporlama veya teslimat süresini %55 azalttım.</w:t>
       </w:r>
     </w:p>
     <w:p>
       <w:pPr>
-        <w:pStyle w:val="ListBullet"/>
-        <w:spacing w:after="20"/>
-        <w:ind w:left="259"/>
+        <w:ind w:left="259" w:hanging="173"/>
       </w:pPr>
       <w:r>
         <w:rPr>
           <w:sz w:val="18"/>
         </w:rPr>
-        <w:t>Figma component library ile tasarım teslim süresini %35 azalttım</w:t>
+        <w:t>• Ürün, operasyon ve mühendislik ekipleriyle düzenli çalışarak proje çıktılarının zamanında tamamlanmasını sağladım.</w:t>
       </w:r>
     </w:p>
     <w:p>
       <w:r>
         <w:rPr>
           <w:b/>
+          <w:sz w:val="20"/>
         </w:rPr>
-        <w:t>UI/UX Tasarımcı — Segmentify (Mar 2020 – Ara 2022)</w:t>
+        <w:t>Veri Mühendisi - Vodafone Teknoloji</w:t>
       </w:r>
     </w:p>
     <w:p>
       <w:r>
-        <w:t>SaaS / Tasarım | Samsun</w:t>
+        <w:rPr>
+          <w:i/>
+        </w:rPr>
+        <w:t>Mar 2025 - Ara 2026 | Data Platform | Bursa</w:t>
       </w:r>
     </w:p>
     <w:p>
       <w:pPr>
-        <w:pStyle w:val="ListBullet"/>
-        <w:spacing w:after="20"/>
-        <w:ind w:left="259"/>
+        <w:ind w:left="259" w:hanging="173"/>
       </w:pPr>
       <w:r>
         <w:rPr>
           <w:sz w:val="18"/>
         </w:rPr>
-        <w:t>Miro ile operasyonel işleri destekleyen çözümler geliştirdim</w:t>
+        <w:t>• Kafka kullanarak operasyonel süreçleri iyileştiren çözümler geliştirdim.</w:t>
       </w:r>
     </w:p>
     <w:p>
       <w:pPr>
-        <w:pStyle w:val="ListBullet"/>
-        <w:spacing w:after="20"/>
-        <w:ind w:left="259"/>
+        <w:ind w:left="259" w:hanging="173"/>
       </w:pPr>
       <w:r>
         <w:rPr>
           <w:sz w:val="18"/>
         </w:rPr>
-        <w:t>Ekip hedeflerine katkı sağlayan raporlama ve süreç iyileştirme çalışmaları yaptım</w:t>
+        <w:t>• Raporlama veya teslimat süresini %25 azalttım.</w:t>
       </w:r>
     </w:p>
     <w:p>
       <w:pPr>
-        <w:pStyle w:val="ListBullet"/>
-        <w:spacing w:after="20"/>
-        <w:ind w:left="259"/>
+        <w:ind w:left="259" w:hanging="173"/>
       </w:pPr>
       <w:r>
         <w:rPr>
           <w:sz w:val="18"/>
         </w:rPr>
-        <w:t>Paydaşlarla düzenli iletişim kurarak proje çıktılarının zamanında tamamlanmasını sağladım</w:t>
+        <w:t>• Ürün, operasyon ve mühendislik ekipleriyle düzenli çalışarak proje çıktılarının zamanında tamamlanmasını sağladım.</w:t>
       </w:r>
     </w:p>
     <w:p>
       <w:r>
         <w:rPr>
           <w:b/>
+          <w:color w:val="1E1E1E"/>
+          <w:sz w:val="22"/>
         </w:rPr>
-        <w:t>UI/UX Tasarımcı — Segmentify (Mar 2016 – Ara 2019)</w:t>
+        <w:t>Yetenekler</w:t>
       </w:r>
     </w:p>
     <w:p>
       <w:r>
-        <w:t>SaaS / Tasarım | Samsun</w:t>
-      </w:r>
-    </w:p>
-    <w:p>
-      <w:pPr>
-        <w:pStyle w:val="ListBullet"/>
-        <w:spacing w:after="20"/>
-        <w:ind w:left="259"/>
-      </w:pPr>
-      <w:r>
         <w:rPr>
           <w:sz w:val="18"/>
         </w:rPr>
-        <w:t>Prototype ile operasyonel işleri destekleyen çözümler geliştirdim</w:t>
-      </w:r>
-    </w:p>
-    <w:p>
-      <w:pPr>
-        <w:pStyle w:val="ListBullet"/>
-        <w:spacing w:after="20"/>
-        <w:ind w:left="259"/>
-      </w:pPr>
-      <w:r>
-        <w:rPr>
-          <w:sz w:val="18"/>
-        </w:rPr>
-        <w:t>Ekip hedeflerine katkı sağlayan raporlama ve süreç iyileştirme çalışmaları yaptım</w:t>
-      </w:r>
-    </w:p>
-    <w:p>
-      <w:pPr>
-        <w:pStyle w:val="ListBullet"/>
-        <w:spacing w:after="20"/>
-        <w:ind w:left="259"/>
-      </w:pPr>
-      <w:r>
-        <w:rPr>
-          <w:sz w:val="18"/>
-        </w:rPr>
-        <w:t>Paydaşlarla düzenli iletişim kurarak proje çıktılarının zamanında tamamlanmasını sağladım</w:t>
+        <w:t>BigQuery, Kafka, Docker, PostgreSQL, ETL, SQL, Airflow, Spark, dbt, Python</w:t>
       </w:r>
     </w:p>
     <w:p>
       <w:r>
         <w:rPr>
           <w:b/>
-          <w:color w:val="262626"/>
+          <w:color w:val="1E1E1E"/>
           <w:sz w:val="22"/>
         </w:rPr>
-        <w:t>ÖNE ÇIKAN PROJELER</w:t>
+        <w:t>Eğitim</w:t>
       </w:r>
     </w:p>
     <w:p>
-      <w:pPr>
-        <w:pStyle w:val="ListBullet"/>
-        <w:spacing w:after="20"/>
-        <w:ind w:left="259"/>
-      </w:pPr>
       <w:r>
-        <w:rPr>
-          <w:sz w:val="18"/>
-        </w:rPr>
-        <w:t>Figma odaklı süreç iyileştirme projesi ile ölçülebilir performans kazanımı sağlandı</w:t>
-      </w:r>
-    </w:p>
-    <w:p>
-      <w:pPr>
-        <w:pStyle w:val="ListBullet"/>
-        <w:spacing w:after="20"/>
-        <w:ind w:left="259"/>
-      </w:pPr>
-      <w:r>
-        <w:rPr>
-          <w:sz w:val="18"/>
-        </w:rPr>
-        <w:t>Adobe XD odaklı süreç iyileştirme projesi ile ölçülebilir performans kazanımı sağlandı</w:t>
+        <w:t>Lisans - İstatistik, İstanbul Teknik Üniversitesi (2020-2024) GPA: 3.48</w:t>
       </w:r>
     </w:p>
     <w:p>
       <w:r>
         <w:rPr>
           <w:b/>
-          <w:color w:val="262626"/>
+          <w:color w:val="1E1E1E"/>
           <w:sz w:val="22"/>
         </w:rPr>
-        <w:t>EĞITIM</w:t>
-      </w:r>
-    </w:p>
-    <w:p>
-      <w:r>
-        <w:t>Yüksek Lisans — Endüstriyel Tasarım, Sabancı Üniversitesi (2020-2022) — GPA: 3.26</w:t>
-      </w:r>
-    </w:p>
-    <w:p>
-      <w:r>
-        <w:t>Lisans — Endüstriyel Tasarım, Mimar Sinan Güzel Sanatlar Üniversitesi (2015-2019) — GPA: 3.75</w:t>
-      </w:r>
-    </w:p>
-    <w:p>
-      <w:r>
-        <w:rPr>
-          <w:b/>
-          <w:color w:val="262626"/>
-          <w:sz w:val="22"/>
-        </w:rPr>
-        <w:t>TEKNIK / MESLEKI YETENEKLER</w:t>
-      </w:r>
-    </w:p>
-    <w:p>
-      <w:r>
-        <w:t>Figma, Adobe XD, User Research, Wireframe, Prototype, Design System, Usability Testing, Miro, HTML/CSS, Accessibility</w:t>
-      </w:r>
-    </w:p>
-    <w:p>
-      <w:r>
-        <w:rPr>
-          <w:b/>
-          <w:color w:val="262626"/>
-          <w:sz w:val="22"/>
-        </w:rPr>
-        <w:t>SERTIFIKALAR</w:t>
+        <w:t>Sertifikalar</w:t>
       </w:r>
     </w:p>
     <w:p>
       <w:pPr>
-        <w:pStyle w:val="ListBullet"/>
-        <w:spacing w:after="20"/>
-        <w:ind w:left="259"/>
+        <w:ind w:left="259" w:hanging="173"/>
       </w:pPr>
       <w:r>
         <w:rPr>
           <w:sz w:val="18"/>
         </w:rPr>
-        <w:t>Google UX Design Certificate (2023)</w:t>
+        <w:t>• TensorFlow Developer Certificate</w:t>
       </w:r>
     </w:p>
     <w:p>
       <w:pPr>
-        <w:pStyle w:val="ListBullet"/>
-        <w:spacing w:after="20"/>
-        <w:ind w:left="259"/>
+        <w:ind w:left="259" w:hanging="173"/>
       </w:pPr>
       <w:r>
         <w:rPr>
           <w:sz w:val="18"/>
         </w:rPr>
-        <w:t>Figma Advanced Components Workshop (2022)</w:t>
-      </w:r>
-    </w:p>
-    <w:p>
-      <w:r>
-        <w:rPr>
-          <w:b/>
-          <w:color w:val="262626"/>
-          <w:sz w:val="22"/>
-        </w:rPr>
-        <w:t>DILLER</w:t>
-      </w:r>
-    </w:p>
-    <w:p>
-      <w:pPr>
-        <w:pStyle w:val="ListBullet"/>
-        <w:spacing w:after="20"/>
-        <w:ind w:left="259"/>
-      </w:pPr>
-      <w:r>
-        <w:rPr>
-          <w:sz w:val="18"/>
-        </w:rPr>
-        <w:t>Türkçe — Ana dil</w:t>
-      </w:r>
-    </w:p>
-    <w:p>
-      <w:pPr>
-        <w:pStyle w:val="ListBullet"/>
-        <w:spacing w:after="20"/>
-        <w:ind w:left="259"/>
-      </w:pPr>
-      <w:r>
-        <w:rPr>
-          <w:sz w:val="18"/>
-        </w:rPr>
-        <w:t>İngilizce — Orta-İleri (B2)</w:t>
+        <w:t>• ISO 27001 Lead Implementer</w:t>
       </w:r>
     </w:p>
     <w:sectPr>
@@ -732,7 +586,7 @@
     <w:qFormat/>
     <w:rsid w:val="00FC693F"/>
     <w:rPr>
-      <w:rFonts w:ascii="Calibri" w:hAnsi="Calibri"/>
+      <w:rFonts w:ascii="DejaVu Sans" w:hAnsi="DejaVu Sans"/>
       <w:sz w:val="18"/>
     </w:rPr>
   </w:style>
